--- a/DESARROLLO_WEB_SERVER/GUION ENTORNO SERVIDOR.docx
+++ b/DESARROLLO_WEB_SERVER/GUION ENTORNO SERVIDOR.docx
@@ -21,7 +21,17 @@
       </w:hyperlink>
     </w:p>
     <w:p>
-      <w:r>
+      <w:pPr>
+        <w:rPr>
+          <w:b/>
+          <w:bCs/>
+        </w:rPr>
+      </w:pPr>
+      <w:r>
+        <w:rPr>
+          <w:b/>
+          <w:bCs/>
+        </w:rPr>
         <w:t>Tema 01</w:t>
       </w:r>
     </w:p>
@@ -32,7 +42,47 @@
           <w:ilvl w:val="0"/>
           <w:numId w:val="1"/>
         </w:numPr>
-      </w:pPr>
+        <w:spacing w:line="276" w:lineRule="auto"/>
+      </w:pPr>
+      <w:r>
+        <w:rPr>
+          <w:b/>
+          <w:bCs/>
+          <w:color w:val="00B050"/>
+        </w:rPr>
+        <w:t>☑</w:t>
+      </w:r>
+      <w:r>
+        <w:t>V</w:t>
+      </w:r>
+      <w:r>
+        <w:t>ideo</w:t>
+      </w:r>
+    </w:p>
+    <w:p>
+      <w:pPr>
+        <w:pStyle w:val="ListParagraph"/>
+        <w:numPr>
+          <w:ilvl w:val="1"/>
+          <w:numId w:val="1"/>
+        </w:numPr>
+      </w:pPr>
+      <w:r>
+        <w:rPr>
+          <w:b/>
+          <w:bCs/>
+          <w:color w:val="00B050"/>
+        </w:rPr>
+        <w:t>☑</w:t>
+      </w:r>
+      <w:r>
+        <w:rPr>
+          <w:b/>
+          <w:bCs/>
+          <w:color w:val="00B050"/>
+        </w:rPr>
+        <w:t xml:space="preserve"> </w:t>
+      </w:r>
       <w:hyperlink r:id="rId6" w:history="1">
         <w:r>
           <w:rPr>
@@ -46,10 +96,26 @@
       <w:pPr>
         <w:pStyle w:val="ListParagraph"/>
         <w:numPr>
-          <w:ilvl w:val="0"/>
-          <w:numId w:val="1"/>
-        </w:numPr>
-      </w:pPr>
+          <w:ilvl w:val="1"/>
+          <w:numId w:val="1"/>
+        </w:numPr>
+      </w:pPr>
+      <w:r>
+        <w:rPr>
+          <w:b/>
+          <w:bCs/>
+          <w:color w:val="00B050"/>
+        </w:rPr>
+        <w:t>☑</w:t>
+      </w:r>
+      <w:r>
+        <w:rPr>
+          <w:b/>
+          <w:bCs/>
+          <w:color w:val="00B050"/>
+        </w:rPr>
+        <w:t xml:space="preserve"> </w:t>
+      </w:r>
       <w:hyperlink r:id="rId7" w:history="1">
         <w:r>
           <w:rPr>
@@ -63,10 +129,26 @@
       <w:pPr>
         <w:pStyle w:val="ListParagraph"/>
         <w:numPr>
-          <w:ilvl w:val="0"/>
-          <w:numId w:val="1"/>
-        </w:numPr>
-      </w:pPr>
+          <w:ilvl w:val="1"/>
+          <w:numId w:val="1"/>
+        </w:numPr>
+      </w:pPr>
+      <w:r>
+        <w:rPr>
+          <w:b/>
+          <w:bCs/>
+          <w:color w:val="00B050"/>
+        </w:rPr>
+        <w:t>☑</w:t>
+      </w:r>
+      <w:r>
+        <w:rPr>
+          <w:b/>
+          <w:bCs/>
+          <w:color w:val="00B050"/>
+        </w:rPr>
+        <w:t xml:space="preserve"> </w:t>
+      </w:r>
       <w:hyperlink r:id="rId8" w:history="1">
         <w:r>
           <w:rPr>
@@ -80,10 +162,26 @@
       <w:pPr>
         <w:pStyle w:val="ListParagraph"/>
         <w:numPr>
-          <w:ilvl w:val="0"/>
-          <w:numId w:val="1"/>
-        </w:numPr>
-      </w:pPr>
+          <w:ilvl w:val="1"/>
+          <w:numId w:val="1"/>
+        </w:numPr>
+      </w:pPr>
+      <w:r>
+        <w:rPr>
+          <w:b/>
+          <w:bCs/>
+          <w:color w:val="00B050"/>
+        </w:rPr>
+        <w:t>☑</w:t>
+      </w:r>
+      <w:r>
+        <w:rPr>
+          <w:b/>
+          <w:bCs/>
+          <w:color w:val="00B050"/>
+        </w:rPr>
+        <w:t xml:space="preserve"> </w:t>
+      </w:r>
       <w:hyperlink r:id="rId9" w:history="1">
         <w:r>
           <w:rPr>
@@ -100,33 +198,600 @@
       <w:pPr>
         <w:pStyle w:val="ListParagraph"/>
         <w:numPr>
+          <w:ilvl w:val="0"/>
+          <w:numId w:val="1"/>
+        </w:numPr>
+        <w:spacing w:line="276" w:lineRule="auto"/>
+      </w:pPr>
+      <w:r>
+        <w:t>Test</w:t>
+      </w:r>
+      <w:r>
+        <w:t xml:space="preserve"> – no hay test.</w:t>
+      </w:r>
+    </w:p>
+    <w:p>
+      <w:pPr>
+        <w:pStyle w:val="ListParagraph"/>
+        <w:numPr>
+          <w:ilvl w:val="0"/>
+          <w:numId w:val="1"/>
+        </w:numPr>
+        <w:spacing w:line="276" w:lineRule="auto"/>
+      </w:pPr>
+      <w:r>
+        <w:t>Leer tema</w:t>
+      </w:r>
+    </w:p>
+    <w:p>
+      <w:pPr>
+        <w:pStyle w:val="ListParagraph"/>
+        <w:numPr>
+          <w:ilvl w:val="0"/>
+          <w:numId w:val="1"/>
+        </w:numPr>
+        <w:spacing w:line="276" w:lineRule="auto"/>
+      </w:pPr>
+      <w:r>
+        <w:rPr>
+          <w:b/>
+          <w:bCs/>
+          <w:color w:val="00B050"/>
+        </w:rPr>
+        <w:t>☑</w:t>
+      </w:r>
+      <w:r>
+        <w:t xml:space="preserve"> </w:t>
+      </w:r>
+      <w:r>
+        <w:t xml:space="preserve">Preguntas </w:t>
+      </w:r>
+      <w:proofErr w:type="spellStart"/>
+      <w:r>
+        <w:t>Daypo</w:t>
+      </w:r>
+      <w:proofErr w:type="spellEnd"/>
+    </w:p>
+    <w:p>
+      <w:pPr>
+        <w:pStyle w:val="ListParagraph"/>
+        <w:numPr>
+          <w:ilvl w:val="0"/>
+          <w:numId w:val="1"/>
+        </w:numPr>
+        <w:spacing w:line="276" w:lineRule="auto"/>
+      </w:pPr>
+      <w:r>
+        <w:rPr>
+          <w:b/>
+          <w:bCs/>
+          <w:color w:val="00B050"/>
+        </w:rPr>
+        <w:t>☑</w:t>
+      </w:r>
+      <w:r>
+        <w:t>Ejercicios</w:t>
+      </w:r>
+    </w:p>
+    <w:p>
+      <w:pPr>
+        <w:rPr>
+          <w:b/>
+          <w:bCs/>
+        </w:rPr>
+      </w:pPr>
+      <w:r>
+        <w:rPr>
+          <w:b/>
+          <w:bCs/>
+        </w:rPr>
+        <w:t>Tema 02</w:t>
+      </w:r>
+    </w:p>
+    <w:p>
+      <w:pPr>
+        <w:pStyle w:val="ListParagraph"/>
+        <w:numPr>
+          <w:ilvl w:val="0"/>
+          <w:numId w:val="1"/>
+        </w:numPr>
+      </w:pPr>
+      <w:r>
+        <w:t>Video</w:t>
+      </w:r>
+    </w:p>
+    <w:p>
+      <w:pPr>
+        <w:pStyle w:val="ListParagraph"/>
+        <w:numPr>
           <w:ilvl w:val="1"/>
           <w:numId w:val="1"/>
         </w:numPr>
-        <w:spacing w:line="276" w:lineRule="auto"/>
-      </w:pPr>
-      <w:r>
-        <w:t>video</w:t>
-      </w:r>
-    </w:p>
-    <w:p>
-      <w:pPr>
-        <w:pStyle w:val="ListParagraph"/>
-        <w:numPr>
-          <w:ilvl w:val="2"/>
-          <w:numId w:val="1"/>
-        </w:numPr>
-        <w:spacing w:line="276" w:lineRule="auto"/>
-      </w:pPr>
-      <w:r>
-        <w:t>Test</w:t>
-      </w:r>
-    </w:p>
-    <w:p>
-      <w:pPr>
-        <w:pStyle w:val="ListParagraph"/>
-        <w:numPr>
-          <w:ilvl w:val="2"/>
+      </w:pPr>
+      <w:r>
+        <w:rPr>
+          <w:b/>
+          <w:bCs/>
+          <w:color w:val="00B050"/>
+        </w:rPr>
+        <w:t>☑</w:t>
+      </w:r>
+      <w:r>
+        <w:rPr>
+          <w:b/>
+          <w:bCs/>
+          <w:color w:val="00B050"/>
+        </w:rPr>
+        <w:t xml:space="preserve"> </w:t>
+      </w:r>
+      <w:hyperlink r:id="rId10" w:history="1">
+        <w:r>
+          <w:rPr>
+            <w:rStyle w:val="Hyperlink"/>
+          </w:rPr>
+          <w:t>https://www.youtube.com/watch?v=LXuwGAbQ2z0</w:t>
+        </w:r>
+      </w:hyperlink>
+    </w:p>
+    <w:p>
+      <w:pPr>
+        <w:pStyle w:val="ListParagraph"/>
+        <w:numPr>
+          <w:ilvl w:val="1"/>
+          <w:numId w:val="1"/>
+        </w:numPr>
+      </w:pPr>
+      <w:r>
+        <w:rPr>
+          <w:b/>
+          <w:bCs/>
+          <w:color w:val="00B050"/>
+        </w:rPr>
+        <w:t>☑</w:t>
+      </w:r>
+      <w:r>
+        <w:rPr>
+          <w:b/>
+          <w:bCs/>
+          <w:color w:val="00B050"/>
+        </w:rPr>
+        <w:t xml:space="preserve"> </w:t>
+      </w:r>
+      <w:hyperlink r:id="rId11" w:history="1">
+        <w:r>
+          <w:rPr>
+            <w:rStyle w:val="Hyperlink"/>
+          </w:rPr>
+          <w:t>https://www.youtube.com/watch?v=lbmsZPzHuHc</w:t>
+        </w:r>
+      </w:hyperlink>
+    </w:p>
+    <w:p>
+      <w:pPr>
+        <w:pStyle w:val="ListParagraph"/>
+        <w:numPr>
+          <w:ilvl w:val="1"/>
+          <w:numId w:val="1"/>
+        </w:numPr>
+      </w:pPr>
+      <w:r>
+        <w:rPr>
+          <w:b/>
+          <w:bCs/>
+          <w:color w:val="00B050"/>
+        </w:rPr>
+        <w:t>☑</w:t>
+      </w:r>
+      <w:r>
+        <w:rPr>
+          <w:b/>
+          <w:bCs/>
+          <w:color w:val="00B050"/>
+        </w:rPr>
+        <w:t xml:space="preserve"> </w:t>
+      </w:r>
+      <w:hyperlink r:id="rId12" w:history="1">
+        <w:r>
+          <w:rPr>
+            <w:rStyle w:val="Hyperlink"/>
+          </w:rPr>
+          <w:t>https://www.youtube.com/watch?v=MGmWkafMEI8</w:t>
+        </w:r>
+      </w:hyperlink>
+    </w:p>
+    <w:p>
+      <w:pPr>
+        <w:pStyle w:val="ListParagraph"/>
+        <w:numPr>
+          <w:ilvl w:val="1"/>
+          <w:numId w:val="1"/>
+        </w:numPr>
+      </w:pPr>
+      <w:r>
+        <w:rPr>
+          <w:b/>
+          <w:bCs/>
+          <w:color w:val="00B050"/>
+        </w:rPr>
+        <w:t>☑</w:t>
+      </w:r>
+      <w:r>
+        <w:rPr>
+          <w:b/>
+          <w:bCs/>
+          <w:color w:val="00B050"/>
+        </w:rPr>
+        <w:t xml:space="preserve"> </w:t>
+      </w:r>
+      <w:hyperlink r:id="rId13" w:history="1">
+        <w:r>
+          <w:rPr>
+            <w:rStyle w:val="Hyperlink"/>
+          </w:rPr>
+          <w:t>https://www.youtube.com/watch?v=8HtXrVi7nYM</w:t>
+        </w:r>
+      </w:hyperlink>
+    </w:p>
+    <w:p>
+      <w:pPr>
+        <w:pStyle w:val="ListParagraph"/>
+        <w:numPr>
+          <w:ilvl w:val="1"/>
+          <w:numId w:val="1"/>
+        </w:numPr>
+      </w:pPr>
+      <w:r>
+        <w:rPr>
+          <w:b/>
+          <w:bCs/>
+          <w:color w:val="00B050"/>
+        </w:rPr>
+        <w:t>☑</w:t>
+      </w:r>
+      <w:r>
+        <w:rPr>
+          <w:b/>
+          <w:bCs/>
+          <w:color w:val="00B050"/>
+        </w:rPr>
+        <w:t xml:space="preserve"> </w:t>
+      </w:r>
+      <w:hyperlink r:id="rId14" w:history="1">
+        <w:r>
+          <w:rPr>
+            <w:rStyle w:val="Hyperlink"/>
+          </w:rPr>
+          <w:t>https://www.youtube.com/watch?v=2cDdrQBFr1Y</w:t>
+        </w:r>
+      </w:hyperlink>
+      <w:r>
+        <w:t xml:space="preserve"> </w:t>
+      </w:r>
+    </w:p>
+    <w:p>
+      <w:pPr>
+        <w:pStyle w:val="ListParagraph"/>
+        <w:numPr>
+          <w:ilvl w:val="1"/>
+          <w:numId w:val="1"/>
+        </w:numPr>
+      </w:pPr>
+      <w:r>
+        <w:rPr>
+          <w:b/>
+          <w:bCs/>
+          <w:color w:val="00B050"/>
+        </w:rPr>
+        <w:t>☑</w:t>
+      </w:r>
+      <w:r>
+        <w:rPr>
+          <w:b/>
+          <w:bCs/>
+          <w:color w:val="00B050"/>
+        </w:rPr>
+        <w:t xml:space="preserve"> </w:t>
+      </w:r>
+      <w:hyperlink r:id="rId15" w:history="1">
+        <w:r>
+          <w:rPr>
+            <w:rStyle w:val="Hyperlink"/>
+          </w:rPr>
+          <w:t>https://www.youtube.com/watch?v=LE4z0ah1O6E&amp;t=1s</w:t>
+        </w:r>
+      </w:hyperlink>
+    </w:p>
+    <w:p>
+      <w:pPr>
+        <w:pStyle w:val="ListParagraph"/>
+        <w:numPr>
+          <w:ilvl w:val="1"/>
+          <w:numId w:val="1"/>
+        </w:numPr>
+      </w:pPr>
+      <w:r>
+        <w:rPr>
+          <w:b/>
+          <w:bCs/>
+          <w:color w:val="00B050"/>
+        </w:rPr>
+        <w:t>☑</w:t>
+      </w:r>
+      <w:r>
+        <w:rPr>
+          <w:b/>
+          <w:bCs/>
+          <w:color w:val="00B050"/>
+        </w:rPr>
+        <w:t xml:space="preserve"> </w:t>
+      </w:r>
+      <w:hyperlink r:id="rId16" w:history="1">
+        <w:r>
+          <w:rPr>
+            <w:rStyle w:val="Hyperlink"/>
+          </w:rPr>
+          <w:t>https://www.youtube.com/watch?v=l9pCa9_pSBg</w:t>
+        </w:r>
+      </w:hyperlink>
+    </w:p>
+    <w:p>
+      <w:pPr>
+        <w:pStyle w:val="ListParagraph"/>
+        <w:numPr>
+          <w:ilvl w:val="1"/>
+          <w:numId w:val="1"/>
+        </w:numPr>
+      </w:pPr>
+      <w:r>
+        <w:rPr>
+          <w:b/>
+          <w:bCs/>
+          <w:color w:val="00B050"/>
+        </w:rPr>
+        <w:t>☑</w:t>
+      </w:r>
+      <w:r>
+        <w:rPr>
+          <w:b/>
+          <w:bCs/>
+          <w:color w:val="00B050"/>
+        </w:rPr>
+        <w:t xml:space="preserve"> </w:t>
+      </w:r>
+      <w:hyperlink r:id="rId17" w:history="1">
+        <w:r>
+          <w:rPr>
+            <w:rStyle w:val="Hyperlink"/>
+          </w:rPr>
+          <w:t>https://www.youtube.com/watch?v=UJaTHs3FYpQ</w:t>
+        </w:r>
+      </w:hyperlink>
+    </w:p>
+    <w:p>
+      <w:pPr>
+        <w:pStyle w:val="ListParagraph"/>
+        <w:numPr>
+          <w:ilvl w:val="1"/>
+          <w:numId w:val="1"/>
+        </w:numPr>
+      </w:pPr>
+      <w:r>
+        <w:rPr>
+          <w:b/>
+          <w:bCs/>
+          <w:color w:val="00B050"/>
+        </w:rPr>
+        <w:t>☑</w:t>
+      </w:r>
+      <w:r>
+        <w:rPr>
+          <w:b/>
+          <w:bCs/>
+          <w:color w:val="00B050"/>
+        </w:rPr>
+        <w:t xml:space="preserve"> </w:t>
+      </w:r>
+      <w:hyperlink r:id="rId18" w:history="1">
+        <w:r>
+          <w:rPr>
+            <w:rStyle w:val="Hyperlink"/>
+          </w:rPr>
+          <w:t>https://www.youtube.com/watch?v=gvHla1lwPIw</w:t>
+        </w:r>
+      </w:hyperlink>
+    </w:p>
+    <w:p>
+      <w:pPr>
+        <w:pStyle w:val="ListParagraph"/>
+        <w:numPr>
+          <w:ilvl w:val="1"/>
+          <w:numId w:val="1"/>
+        </w:numPr>
+      </w:pPr>
+      <w:r>
+        <w:rPr>
+          <w:b/>
+          <w:bCs/>
+          <w:color w:val="00B050"/>
+        </w:rPr>
+        <w:t>☑</w:t>
+      </w:r>
+      <w:r>
+        <w:rPr>
+          <w:b/>
+          <w:bCs/>
+          <w:color w:val="00B050"/>
+        </w:rPr>
+        <w:t xml:space="preserve"> </w:t>
+      </w:r>
+      <w:hyperlink r:id="rId19" w:history="1">
+        <w:r>
+          <w:rPr>
+            <w:rStyle w:val="Hyperlink"/>
+          </w:rPr>
+          <w:t>https://www.youtube.com/watch?v=8HtXrVi7nYM&amp;t=1932s</w:t>
+        </w:r>
+      </w:hyperlink>
+      <w:r>
+        <w:t xml:space="preserve"> </w:t>
+      </w:r>
+    </w:p>
+    <w:p>
+      <w:pPr>
+        <w:pStyle w:val="ListParagraph"/>
+        <w:numPr>
+          <w:ilvl w:val="1"/>
+          <w:numId w:val="1"/>
+        </w:numPr>
+      </w:pPr>
+      <w:r>
+        <w:rPr>
+          <w:b/>
+          <w:bCs/>
+          <w:color w:val="00B050"/>
+        </w:rPr>
+        <w:t>☑</w:t>
+      </w:r>
+      <w:r>
+        <w:rPr>
+          <w:b/>
+          <w:bCs/>
+          <w:color w:val="00B050"/>
+        </w:rPr>
+        <w:t xml:space="preserve"> </w:t>
+      </w:r>
+      <w:hyperlink r:id="rId20" w:history="1">
+        <w:r>
+          <w:rPr>
+            <w:rStyle w:val="Hyperlink"/>
+          </w:rPr>
+          <w:t>https://www.youtube.com/watch?v=OJcsb4u_A-M&amp;t=247s</w:t>
+        </w:r>
+      </w:hyperlink>
+      <w:r>
+        <w:t xml:space="preserve"> </w:t>
+      </w:r>
+    </w:p>
+    <w:p>
+      <w:pPr>
+        <w:pStyle w:val="ListParagraph"/>
+        <w:numPr>
+          <w:ilvl w:val="1"/>
+          <w:numId w:val="1"/>
+        </w:numPr>
+      </w:pPr>
+      <w:r>
+        <w:rPr>
+          <w:b/>
+          <w:bCs/>
+          <w:color w:val="00B050"/>
+        </w:rPr>
+        <w:t>☑</w:t>
+      </w:r>
+      <w:r>
+        <w:rPr>
+          <w:b/>
+          <w:bCs/>
+          <w:color w:val="00B050"/>
+        </w:rPr>
+        <w:t xml:space="preserve"> </w:t>
+      </w:r>
+      <w:hyperlink r:id="rId21" w:history="1">
+        <w:r>
+          <w:rPr>
+            <w:rStyle w:val="Hyperlink"/>
+          </w:rPr>
+          <w:t>https://www.youtube.com/watch?v=ZfEt-sboFgw</w:t>
+        </w:r>
+      </w:hyperlink>
+    </w:p>
+    <w:p>
+      <w:pPr>
+        <w:pStyle w:val="ListParagraph"/>
+        <w:numPr>
+          <w:ilvl w:val="1"/>
+          <w:numId w:val="1"/>
+        </w:numPr>
+      </w:pPr>
+      <w:r>
+        <w:rPr>
+          <w:b/>
+          <w:bCs/>
+          <w:color w:val="00B050"/>
+        </w:rPr>
+        <w:t>☑</w:t>
+      </w:r>
+      <w:r>
+        <w:rPr>
+          <w:b/>
+          <w:bCs/>
+          <w:color w:val="00B050"/>
+        </w:rPr>
+        <w:t xml:space="preserve"> </w:t>
+      </w:r>
+      <w:hyperlink r:id="rId22" w:history="1">
+        <w:r>
+          <w:rPr>
+            <w:rStyle w:val="Hyperlink"/>
+          </w:rPr>
+          <w:t>https://www.youtube.com/watch?v=OJcsb4u_A-M</w:t>
+        </w:r>
+      </w:hyperlink>
+    </w:p>
+    <w:p>
+      <w:pPr>
+        <w:pStyle w:val="ListParagraph"/>
+        <w:numPr>
+          <w:ilvl w:val="1"/>
+          <w:numId w:val="1"/>
+        </w:numPr>
+      </w:pPr>
+      <w:r>
+        <w:rPr>
+          <w:b/>
+          <w:bCs/>
+          <w:color w:val="00B050"/>
+        </w:rPr>
+        <w:t>☑</w:t>
+      </w:r>
+      <w:r>
+        <w:rPr>
+          <w:b/>
+          <w:bCs/>
+          <w:color w:val="00B050"/>
+        </w:rPr>
+        <w:t xml:space="preserve"> </w:t>
+      </w:r>
+      <w:hyperlink r:id="rId23" w:history="1">
+        <w:r>
+          <w:rPr>
+            <w:rStyle w:val="Hyperlink"/>
+          </w:rPr>
+          <w:t>https://www.youtube.com/watch?v=a54mGFq3rPI</w:t>
+        </w:r>
+      </w:hyperlink>
+      <w:r>
+        <w:t xml:space="preserve"> </w:t>
+      </w:r>
+    </w:p>
+    <w:p>
+      <w:pPr>
+        <w:pStyle w:val="ListParagraph"/>
+        <w:numPr>
+          <w:ilvl w:val="0"/>
+          <w:numId w:val="1"/>
+        </w:numPr>
+        <w:spacing w:line="276" w:lineRule="auto"/>
+      </w:pPr>
+      <w:r>
+        <w:t>Test – no hay test.</w:t>
+      </w:r>
+    </w:p>
+    <w:p>
+      <w:pPr>
+        <w:pStyle w:val="ListParagraph"/>
+        <w:numPr>
+          <w:ilvl w:val="0"/>
           <w:numId w:val="1"/>
         </w:numPr>
         <w:spacing w:line="276" w:lineRule="auto"/>
@@ -139,20 +804,25 @@
       <w:pPr>
         <w:pStyle w:val="ListParagraph"/>
         <w:numPr>
-          <w:ilvl w:val="2"/>
-          <w:numId w:val="1"/>
-        </w:numPr>
-        <w:spacing w:line="276" w:lineRule="auto"/>
-      </w:pPr>
-      <w:r>
-        <w:t>Preguntas Daypo</w:t>
-      </w:r>
-    </w:p>
-    <w:p>
-      <w:pPr>
-        <w:pStyle w:val="ListParagraph"/>
-        <w:numPr>
-          <w:ilvl w:val="2"/>
+          <w:ilvl w:val="0"/>
+          <w:numId w:val="1"/>
+        </w:numPr>
+        <w:spacing w:line="276" w:lineRule="auto"/>
+      </w:pPr>
+      <w:r>
+        <w:t xml:space="preserve">Preguntas </w:t>
+      </w:r>
+      <w:proofErr w:type="spellStart"/>
+      <w:r>
+        <w:t>Daypo</w:t>
+      </w:r>
+      <w:proofErr w:type="spellEnd"/>
+    </w:p>
+    <w:p>
+      <w:pPr>
+        <w:pStyle w:val="ListParagraph"/>
+        <w:numPr>
+          <w:ilvl w:val="0"/>
           <w:numId w:val="1"/>
         </w:numPr>
         <w:spacing w:line="276" w:lineRule="auto"/>
@@ -163,12 +833,453 @@
     </w:p>
     <w:p>
       <w:pPr>
-        <w:pStyle w:val="ListParagraph"/>
-        <w:numPr>
-          <w:ilvl w:val="0"/>
-          <w:numId w:val="1"/>
-        </w:numPr>
-      </w:pPr>
+        <w:spacing w:line="276" w:lineRule="auto"/>
+        <w:rPr>
+          <w:b/>
+          <w:bCs/>
+        </w:rPr>
+      </w:pPr>
+      <w:r>
+        <w:rPr>
+          <w:b/>
+          <w:bCs/>
+        </w:rPr>
+        <w:t>Tema 03</w:t>
+      </w:r>
+    </w:p>
+    <w:p>
+      <w:pPr>
+        <w:pStyle w:val="ListParagraph"/>
+        <w:numPr>
+          <w:ilvl w:val="0"/>
+          <w:numId w:val="1"/>
+        </w:numPr>
+        <w:spacing w:line="276" w:lineRule="auto"/>
+      </w:pPr>
+      <w:r>
+        <w:t>Video</w:t>
+      </w:r>
+    </w:p>
+    <w:p>
+      <w:pPr>
+        <w:pStyle w:val="ListParagraph"/>
+        <w:numPr>
+          <w:ilvl w:val="0"/>
+          <w:numId w:val="1"/>
+        </w:numPr>
+        <w:spacing w:line="276" w:lineRule="auto"/>
+      </w:pPr>
+      <w:r>
+        <w:rPr>
+          <w:b/>
+          <w:bCs/>
+          <w:color w:val="00B050"/>
+        </w:rPr>
+        <w:t>☑</w:t>
+      </w:r>
+      <w:r>
+        <w:rPr>
+          <w:b/>
+          <w:bCs/>
+          <w:color w:val="00B050"/>
+        </w:rPr>
+        <w:t xml:space="preserve"> </w:t>
+      </w:r>
+      <w:hyperlink r:id="rId24" w:history="1">
+        <w:r>
+          <w:rPr>
+            <w:rStyle w:val="Hyperlink"/>
+          </w:rPr>
+          <w:t>https://www.youtube.com/watch?v=0jwMVLEF08A</w:t>
+        </w:r>
+      </w:hyperlink>
+    </w:p>
+    <w:p>
+      <w:pPr>
+        <w:pStyle w:val="ListParagraph"/>
+        <w:numPr>
+          <w:ilvl w:val="0"/>
+          <w:numId w:val="1"/>
+        </w:numPr>
+        <w:spacing w:line="276" w:lineRule="auto"/>
+      </w:pPr>
+      <w:hyperlink r:id="rId25" w:history="1">
+        <w:r>
+          <w:rPr>
+            <w:rStyle w:val="Hyperlink"/>
+          </w:rPr>
+          <w:t>https://www.youtube.com/watch?v=0U0OwGADc7U&amp;pp=0gcJCdoKAYcqIYzv</w:t>
+        </w:r>
+      </w:hyperlink>
+    </w:p>
+    <w:p>
+      <w:pPr>
+        <w:pStyle w:val="ListParagraph"/>
+        <w:numPr>
+          <w:ilvl w:val="0"/>
+          <w:numId w:val="1"/>
+        </w:numPr>
+        <w:spacing w:line="276" w:lineRule="auto"/>
+      </w:pPr>
+      <w:hyperlink r:id="rId26" w:history="1">
+        <w:r>
+          <w:rPr>
+            <w:rStyle w:val="Hyperlink"/>
+          </w:rPr>
+          <w:t>https://www.youtube.com/watch?v=XgUpVAEi1Mk</w:t>
+        </w:r>
+      </w:hyperlink>
+    </w:p>
+    <w:p>
+      <w:pPr>
+        <w:pStyle w:val="ListParagraph"/>
+        <w:numPr>
+          <w:ilvl w:val="0"/>
+          <w:numId w:val="1"/>
+        </w:numPr>
+        <w:spacing w:line="276" w:lineRule="auto"/>
+      </w:pPr>
+      <w:hyperlink r:id="rId27" w:history="1">
+        <w:r>
+          <w:rPr>
+            <w:rStyle w:val="Hyperlink"/>
+          </w:rPr>
+          <w:t>https://www.youtube.com/watch?v=tMxBcQ2sNXY</w:t>
+        </w:r>
+      </w:hyperlink>
+    </w:p>
+    <w:p>
+      <w:pPr>
+        <w:pStyle w:val="ListParagraph"/>
+        <w:numPr>
+          <w:ilvl w:val="0"/>
+          <w:numId w:val="1"/>
+        </w:numPr>
+        <w:spacing w:line="276" w:lineRule="auto"/>
+      </w:pPr>
+      <w:r>
+        <w:t>Test – no hay test.</w:t>
+      </w:r>
+    </w:p>
+    <w:p>
+      <w:pPr>
+        <w:pStyle w:val="ListParagraph"/>
+        <w:numPr>
+          <w:ilvl w:val="0"/>
+          <w:numId w:val="1"/>
+        </w:numPr>
+        <w:spacing w:line="276" w:lineRule="auto"/>
+      </w:pPr>
+      <w:r>
+        <w:t>Leer tema</w:t>
+      </w:r>
+    </w:p>
+    <w:p>
+      <w:pPr>
+        <w:pStyle w:val="ListParagraph"/>
+        <w:numPr>
+          <w:ilvl w:val="0"/>
+          <w:numId w:val="1"/>
+        </w:numPr>
+        <w:spacing w:line="276" w:lineRule="auto"/>
+      </w:pPr>
+      <w:r>
+        <w:t xml:space="preserve">Preguntas </w:t>
+      </w:r>
+      <w:proofErr w:type="spellStart"/>
+      <w:r>
+        <w:t>Daypo</w:t>
+      </w:r>
+      <w:proofErr w:type="spellEnd"/>
+    </w:p>
+    <w:p>
+      <w:pPr>
+        <w:pStyle w:val="ListParagraph"/>
+        <w:numPr>
+          <w:ilvl w:val="0"/>
+          <w:numId w:val="1"/>
+        </w:numPr>
+        <w:spacing w:line="276" w:lineRule="auto"/>
+      </w:pPr>
+      <w:r>
+        <w:t>Ejercicios</w:t>
+      </w:r>
+    </w:p>
+    <w:p>
+      <w:pPr>
+        <w:spacing w:line="276" w:lineRule="auto"/>
+        <w:rPr>
+          <w:b/>
+          <w:bCs/>
+        </w:rPr>
+      </w:pPr>
+    </w:p>
+    <w:p>
+      <w:pPr>
+        <w:spacing w:line="276" w:lineRule="auto"/>
+        <w:rPr>
+          <w:b/>
+          <w:bCs/>
+        </w:rPr>
+      </w:pPr>
+      <w:r>
+        <w:rPr>
+          <w:b/>
+          <w:bCs/>
+        </w:rPr>
+        <w:t>Tema 04</w:t>
+      </w:r>
+    </w:p>
+    <w:p>
+      <w:pPr>
+        <w:pStyle w:val="ListParagraph"/>
+        <w:numPr>
+          <w:ilvl w:val="0"/>
+          <w:numId w:val="1"/>
+        </w:numPr>
+        <w:spacing w:line="276" w:lineRule="auto"/>
+      </w:pPr>
+      <w:r>
+        <w:t>Video</w:t>
+      </w:r>
+    </w:p>
+    <w:p>
+      <w:pPr>
+        <w:pStyle w:val="ListParagraph"/>
+        <w:numPr>
+          <w:ilvl w:val="0"/>
+          <w:numId w:val="1"/>
+        </w:numPr>
+        <w:spacing w:line="276" w:lineRule="auto"/>
+      </w:pPr>
+      <w:hyperlink r:id="rId28" w:history="1">
+        <w:r>
+          <w:rPr>
+            <w:rStyle w:val="Hyperlink"/>
+          </w:rPr>
+          <w:t>https://www.youtube.com/watch?v=vCPXDURz74Q</w:t>
+        </w:r>
+      </w:hyperlink>
+    </w:p>
+    <w:p>
+      <w:pPr>
+        <w:pStyle w:val="ListParagraph"/>
+        <w:numPr>
+          <w:ilvl w:val="0"/>
+          <w:numId w:val="1"/>
+        </w:numPr>
+        <w:spacing w:line="276" w:lineRule="auto"/>
+      </w:pPr>
+      <w:hyperlink r:id="rId29" w:history="1">
+        <w:r>
+          <w:rPr>
+            <w:rStyle w:val="Hyperlink"/>
+          </w:rPr>
+          <w:t>https://www.youtube.com/watch?v=7Cf0lh7icws</w:t>
+        </w:r>
+      </w:hyperlink>
+    </w:p>
+    <w:p>
+      <w:pPr>
+        <w:pStyle w:val="ListParagraph"/>
+        <w:numPr>
+          <w:ilvl w:val="0"/>
+          <w:numId w:val="1"/>
+        </w:numPr>
+        <w:spacing w:line="276" w:lineRule="auto"/>
+      </w:pPr>
+      <w:hyperlink r:id="rId30" w:history="1">
+        <w:r>
+          <w:rPr>
+            <w:rStyle w:val="Hyperlink"/>
+          </w:rPr>
+          <w:t>https://www.youtube.com/watch?v=Ps20xNPUgjk</w:t>
+        </w:r>
+      </w:hyperlink>
+    </w:p>
+    <w:p>
+      <w:pPr>
+        <w:pStyle w:val="ListParagraph"/>
+        <w:numPr>
+          <w:ilvl w:val="0"/>
+          <w:numId w:val="1"/>
+        </w:numPr>
+        <w:spacing w:line="276" w:lineRule="auto"/>
+      </w:pPr>
+      <w:hyperlink r:id="rId31" w:history="1">
+        <w:r>
+          <w:rPr>
+            <w:rStyle w:val="Hyperlink"/>
+          </w:rPr>
+          <w:t>https://www.youtube.com/watch?v=T9hRuM3APkw&amp;pp=0gcJCdoKAYcqIYzv</w:t>
+        </w:r>
+      </w:hyperlink>
+    </w:p>
+    <w:p>
+      <w:pPr>
+        <w:pStyle w:val="ListParagraph"/>
+        <w:numPr>
+          <w:ilvl w:val="0"/>
+          <w:numId w:val="1"/>
+        </w:numPr>
+        <w:spacing w:line="276" w:lineRule="auto"/>
+      </w:pPr>
+      <w:hyperlink r:id="rId32" w:history="1">
+        <w:r>
+          <w:rPr>
+            <w:rStyle w:val="Hyperlink"/>
+          </w:rPr>
+          <w:t>https://www.youtube.com/watch?v=RWCKlDfeF9w&amp;pp=0gcJCdoKAYcqIYzv</w:t>
+        </w:r>
+      </w:hyperlink>
+    </w:p>
+    <w:p>
+      <w:pPr>
+        <w:pStyle w:val="ListParagraph"/>
+        <w:numPr>
+          <w:ilvl w:val="0"/>
+          <w:numId w:val="1"/>
+        </w:numPr>
+        <w:spacing w:line="276" w:lineRule="auto"/>
+      </w:pPr>
+      <w:hyperlink r:id="rId33" w:history="1">
+        <w:r>
+          <w:rPr>
+            <w:rStyle w:val="Hyperlink"/>
+          </w:rPr>
+          <w:t>https://www.youtube.com/watch?v=JXbAr7F_mFk&amp;pp=0gcJCdoKAYcqIYzv</w:t>
+        </w:r>
+      </w:hyperlink>
+    </w:p>
+    <w:p>
+      <w:pPr>
+        <w:pStyle w:val="ListParagraph"/>
+        <w:numPr>
+          <w:ilvl w:val="0"/>
+          <w:numId w:val="1"/>
+        </w:numPr>
+        <w:spacing w:line="276" w:lineRule="auto"/>
+      </w:pPr>
+      <w:r>
+        <w:t>Test – no hay test.</w:t>
+      </w:r>
+    </w:p>
+    <w:p>
+      <w:pPr>
+        <w:pStyle w:val="ListParagraph"/>
+        <w:numPr>
+          <w:ilvl w:val="0"/>
+          <w:numId w:val="1"/>
+        </w:numPr>
+        <w:spacing w:line="276" w:lineRule="auto"/>
+      </w:pPr>
+      <w:r>
+        <w:t>Leer tema</w:t>
+      </w:r>
+    </w:p>
+    <w:p>
+      <w:pPr>
+        <w:pStyle w:val="ListParagraph"/>
+        <w:numPr>
+          <w:ilvl w:val="0"/>
+          <w:numId w:val="1"/>
+        </w:numPr>
+        <w:spacing w:line="276" w:lineRule="auto"/>
+      </w:pPr>
+      <w:r>
+        <w:t xml:space="preserve">Preguntas </w:t>
+      </w:r>
+      <w:proofErr w:type="spellStart"/>
+      <w:r>
+        <w:t>Daypo</w:t>
+      </w:r>
+      <w:proofErr w:type="spellEnd"/>
+    </w:p>
+    <w:p>
+      <w:pPr>
+        <w:pStyle w:val="ListParagraph"/>
+        <w:numPr>
+          <w:ilvl w:val="0"/>
+          <w:numId w:val="1"/>
+        </w:numPr>
+        <w:spacing w:line="276" w:lineRule="auto"/>
+      </w:pPr>
+      <w:r>
+        <w:t>Ejercicios</w:t>
+      </w:r>
+    </w:p>
+    <w:p>
+      <w:pPr>
+        <w:spacing w:line="276" w:lineRule="auto"/>
+        <w:rPr>
+          <w:b/>
+          <w:bCs/>
+        </w:rPr>
+      </w:pPr>
+    </w:p>
+    <w:p>
+      <w:pPr>
+        <w:spacing w:line="276" w:lineRule="auto"/>
+        <w:rPr>
+          <w:b/>
+          <w:bCs/>
+        </w:rPr>
+      </w:pPr>
+      <w:r>
+        <w:rPr>
+          <w:b/>
+          <w:bCs/>
+        </w:rPr>
+        <w:t>Tema 05</w:t>
+      </w:r>
+    </w:p>
+    <w:p>
+      <w:pPr>
+        <w:spacing w:line="276" w:lineRule="auto"/>
+        <w:rPr>
+          <w:b/>
+          <w:bCs/>
+        </w:rPr>
+      </w:pPr>
+      <w:r>
+        <w:rPr>
+          <w:b/>
+          <w:bCs/>
+        </w:rPr>
+        <w:t>Tema 06</w:t>
+      </w:r>
+    </w:p>
+    <w:p>
+      <w:pPr>
+        <w:spacing w:line="276" w:lineRule="auto"/>
+        <w:rPr>
+          <w:b/>
+          <w:bCs/>
+        </w:rPr>
+      </w:pPr>
+      <w:r>
+        <w:rPr>
+          <w:b/>
+          <w:bCs/>
+        </w:rPr>
+        <w:t>Tema 07</w:t>
+      </w:r>
+    </w:p>
+    <w:p>
+      <w:pPr>
+        <w:spacing w:line="276" w:lineRule="auto"/>
+        <w:rPr>
+          <w:b/>
+          <w:bCs/>
+        </w:rPr>
+      </w:pPr>
+      <w:r>
+        <w:rPr>
+          <w:b/>
+          <w:bCs/>
+        </w:rPr>
+        <w:t>Tema 08</w:t>
+      </w:r>
     </w:p>
     <w:sectPr>
       <w:pgSz w:w="11906" w:h="16838"/>
@@ -301,7 +1412,7 @@
       <w:lvlText w:val="-"/>
       <w:lvlJc w:val="left"/>
       <w:pPr>
-        <w:ind w:left="720" w:hanging="360"/>
+        <w:ind w:left="360" w:hanging="360"/>
       </w:pPr>
       <w:rPr>
         <w:rFonts w:ascii="Aptos" w:eastAsiaTheme="minorHAnsi" w:hAnsi="Aptos" w:cstheme="minorBidi" w:hint="default"/>
@@ -313,7 +1424,7 @@
       <w:lvlText w:val="o"/>
       <w:lvlJc w:val="left"/>
       <w:pPr>
-        <w:ind w:left="1440" w:hanging="360"/>
+        <w:ind w:left="1080" w:hanging="360"/>
       </w:pPr>
       <w:rPr>
         <w:rFonts w:ascii="Courier New" w:hAnsi="Courier New" w:hint="default"/>
@@ -325,7 +1436,7 @@
       <w:lvlText w:val=""/>
       <w:lvlJc w:val="left"/>
       <w:pPr>
-        <w:ind w:left="2160" w:hanging="360"/>
+        <w:ind w:left="1800" w:hanging="360"/>
       </w:pPr>
       <w:rPr>
         <w:rFonts w:ascii="Wingdings" w:hAnsi="Wingdings" w:hint="default"/>
@@ -337,7 +1448,7 @@
       <w:lvlText w:val=""/>
       <w:lvlJc w:val="left"/>
       <w:pPr>
-        <w:ind w:left="2880" w:hanging="360"/>
+        <w:ind w:left="2520" w:hanging="360"/>
       </w:pPr>
       <w:rPr>
         <w:rFonts w:ascii="Symbol" w:hAnsi="Symbol" w:hint="default"/>
@@ -349,7 +1460,7 @@
       <w:lvlText w:val="o"/>
       <w:lvlJc w:val="left"/>
       <w:pPr>
-        <w:ind w:left="3600" w:hanging="360"/>
+        <w:ind w:left="3240" w:hanging="360"/>
       </w:pPr>
       <w:rPr>
         <w:rFonts w:ascii="Courier New" w:hAnsi="Courier New" w:hint="default"/>
@@ -361,7 +1472,7 @@
       <w:lvlText w:val=""/>
       <w:lvlJc w:val="left"/>
       <w:pPr>
-        <w:ind w:left="4320" w:hanging="360"/>
+        <w:ind w:left="3960" w:hanging="360"/>
       </w:pPr>
       <w:rPr>
         <w:rFonts w:ascii="Wingdings" w:hAnsi="Wingdings" w:hint="default"/>
@@ -373,7 +1484,7 @@
       <w:lvlText w:val=""/>
       <w:lvlJc w:val="left"/>
       <w:pPr>
-        <w:ind w:left="5040" w:hanging="360"/>
+        <w:ind w:left="4680" w:hanging="360"/>
       </w:pPr>
       <w:rPr>
         <w:rFonts w:ascii="Symbol" w:hAnsi="Symbol" w:hint="default"/>
@@ -385,7 +1496,7 @@
       <w:lvlText w:val="o"/>
       <w:lvlJc w:val="left"/>
       <w:pPr>
-        <w:ind w:left="5760" w:hanging="360"/>
+        <w:ind w:left="5400" w:hanging="360"/>
       </w:pPr>
       <w:rPr>
         <w:rFonts w:ascii="Courier New" w:hAnsi="Courier New" w:hint="default"/>
@@ -397,7 +1508,7 @@
       <w:lvlText w:val=""/>
       <w:lvlJc w:val="left"/>
       <w:pPr>
-        <w:ind w:left="6480" w:hanging="360"/>
+        <w:ind w:left="6120" w:hanging="360"/>
       </w:pPr>
       <w:rPr>
         <w:rFonts w:ascii="Wingdings" w:hAnsi="Wingdings" w:hint="default"/>
@@ -433,7 +1544,7 @@
         <w:kern w:val="2"/>
         <w:sz w:val="24"/>
         <w:szCs w:val="24"/>
-        <w:lang w:val="en-ES" w:eastAsia="en-US" w:bidi="ar-SA"/>
+        <w:lang w:val="es-ES" w:eastAsia="en-US" w:bidi="ar-SA"/>
         <w14:ligatures w14:val="standardContextual"/>
       </w:rPr>
     </w:rPrDefault>
@@ -1364,6 +2475,18 @@
       <w:shd w:val="clear" w:color="auto" w:fill="E1DFDD"/>
     </w:rPr>
   </w:style>
+  <w:style w:type="character" w:styleId="FollowedHyperlink">
+    <w:name w:val="FollowedHyperlink"/>
+    <w:basedOn w:val="DefaultParagraphFont"/>
+    <w:uiPriority w:val="99"/>
+    <w:semiHidden/>
+    <w:unhideWhenUsed/>
+    <w:rsid w:val="007D4353"/>
+    <w:rPr>
+      <w:color w:val="96607D" w:themeColor="followedHyperlink"/>
+      <w:u w:val="single"/>
+    </w:rPr>
+  </w:style>
 </w:styles>
 </file>
 
